--- a/data/Clasificación de delitos.docx
+++ b/data/Clasificación de delitos.docx
@@ -1,6 +1,6 @@
 
 <file path=word/document.xml><?xml version="1.0" encoding="utf-8"?>
-<w:document xmlns:wpc="http://schemas.microsoft.com/office/word/2010/wordprocessingCanvas" xmlns:cx="http://schemas.microsoft.com/office/drawing/2014/chartex" xmlns:cx1="http://schemas.microsoft.com/office/drawing/2015/9/8/chartex" xmlns:cx2="http://schemas.microsoft.com/office/drawing/2015/10/21/chartex" xmlns:cx3="http://schemas.microsoft.com/office/drawing/2016/5/9/chartex" xmlns:cx4="http://schemas.microsoft.com/office/drawing/2016/5/10/chartex" xmlns:cx5="http://schemas.microsoft.com/office/drawing/2016/5/11/chartex" xmlns:cx6="http://schemas.microsoft.com/office/drawing/2016/5/12/chartex" xmlns:cx7="http://schemas.microsoft.com/office/drawing/2016/5/13/chartex" xmlns:cx8="http://schemas.microsoft.com/office/drawing/2016/5/14/chartex" xmlns:mc="http://schemas.openxmlformats.org/markup-compatibility/2006" xmlns:aink="http://schemas.microsoft.com/office/drawing/2016/ink" xmlns:am3d="http://schemas.microsoft.com/office/drawing/2017/model3d" xmlns:o="urn:schemas-microsoft-com:office:office" xmlns:oel="http://schemas.microsoft.com/office/2019/extlst" xmlns:r="http://schemas.openxmlformats.org/officeDocument/2006/relationships" xmlns:m="http://schemas.openxmlformats.org/officeDocument/2006/math" xmlns:v="urn:schemas-microsoft-com:vml" xmlns:wp14="http://schemas.microsoft.com/office/word/2010/wordprocessingDrawing" xmlns:wp="http://schemas.openxmlformats.org/drawingml/2006/wordprocessingDrawing" xmlns:w10="urn:schemas-microsoft-com:office:word" xmlns:w="http://schemas.openxmlformats.org/wordprocessingml/2006/main" xmlns:w14="http://schemas.microsoft.com/office/word/2010/wordml" xmlns:w15="http://schemas.microsoft.com/office/word/2012/wordml" xmlns:w16cex="http://schemas.microsoft.com/office/word/2018/wordml/cex" xmlns:w16cid="http://schemas.microsoft.com/office/word/2016/wordml/cid" xmlns:w16="http://schemas.microsoft.com/office/word/2018/wordml" xmlns:w16du="http://schemas.microsoft.com/office/word/2023/wordml/word16du" xmlns:w16sdtdh="http://schemas.microsoft.com/office/word/2020/wordml/sdtdatahash" xmlns:w16sdtfl="http://schemas.microsoft.com/office/word/2024/wordml/sdtformatlock" xmlns:w16se="http://schemas.microsoft.com/office/word/2015/wordml/symex" xmlns:wpg="http://schemas.microsoft.com/office/word/2010/wordprocessingGroup" xmlns:wpi="http://schemas.microsoft.com/office/word/2010/wordprocessingInk" xmlns:wne="http://schemas.microsoft.com/office/word/2006/wordml" xmlns:wps="http://schemas.microsoft.com/office/word/2010/wordprocessingShape" mc:Ignorable="w14 w15 w16se w16cid w16 w16cex w16sdtdh w16sdtfl w16du wp14">
+<w:document xmlns:wpc="http://schemas.microsoft.com/office/word/2010/wordprocessingCanvas" xmlns:cx="http://schemas.microsoft.com/office/drawing/2014/chartex" xmlns:cx1="http://schemas.microsoft.com/office/drawing/2015/9/8/chartex" xmlns:cx2="http://schemas.microsoft.com/office/drawing/2015/10/21/chartex" xmlns:cx3="http://schemas.microsoft.com/office/drawing/2016/5/9/chartex" xmlns:cx4="http://schemas.microsoft.com/office/drawing/2016/5/10/chartex" xmlns:cx5="http://schemas.microsoft.com/office/drawing/2016/5/11/chartex" xmlns:cx6="http://schemas.microsoft.com/office/drawing/2016/5/12/chartex" xmlns:cx7="http://schemas.microsoft.com/office/drawing/2016/5/13/chartex" xmlns:cx8="http://schemas.microsoft.com/office/drawing/2016/5/14/chartex" xmlns:mc="http://schemas.openxmlformats.org/markup-compatibility/2006" xmlns:aink="http://schemas.microsoft.com/office/drawing/2016/ink" xmlns:am3d="http://schemas.microsoft.com/office/drawing/2017/model3d" xmlns:o="urn:schemas-microsoft-com:office:office" xmlns:r="http://schemas.openxmlformats.org/officeDocument/2006/relationships" xmlns:m="http://schemas.openxmlformats.org/officeDocument/2006/math" xmlns:v="urn:schemas-microsoft-com:vml" xmlns:wp14="http://schemas.microsoft.com/office/word/2010/wordprocessingDrawing" xmlns:wp="http://schemas.openxmlformats.org/drawingml/2006/wordprocessingDrawing" xmlns:w10="urn:schemas-microsoft-com:office:word" xmlns:w="http://schemas.openxmlformats.org/wordprocessingml/2006/main" xmlns:w14="http://schemas.microsoft.com/office/word/2010/wordml" xmlns:w15="http://schemas.microsoft.com/office/word/2012/wordml" xmlns:w16cex="http://schemas.microsoft.com/office/word/2018/wordml/cex" xmlns:w16cid="http://schemas.microsoft.com/office/word/2016/wordml/cid" xmlns:w16="http://schemas.microsoft.com/office/word/2018/wordml" xmlns:w16sdtdh="http://schemas.microsoft.com/office/word/2020/wordml/sdtdatahash" xmlns:w16se="http://schemas.microsoft.com/office/word/2015/wordml/symex" xmlns:wpg="http://schemas.microsoft.com/office/word/2010/wordprocessingGroup" xmlns:wpi="http://schemas.microsoft.com/office/word/2010/wordprocessingInk" xmlns:wne="http://schemas.microsoft.com/office/word/2006/wordml" xmlns:wps="http://schemas.microsoft.com/office/word/2010/wordprocessingShape" mc:Ignorable="w14 w15 w16se w16cid w16 w16cex w16sdtdh wp14">
   <w:body>
     <w:p>
       <w:r>
@@ -43,10 +43,7 @@
         </w:numPr>
       </w:pPr>
       <w:r>
-        <w:t xml:space="preserve">Delitos de población </w:t>
-      </w:r>
-      <w:r>
-        <w:t>internada</w:t>
+        <w:t>Delitos de población internada</w:t>
       </w:r>
     </w:p>
     <w:p/>
@@ -62,7 +59,14 @@
             <w:color w:val="1155CC"/>
             <w:u w:val="single"/>
           </w:rPr>
-          <w:t>https://blog.derechosinfancia.org.mx/2025/09/30/reclutamiento-y-utilizacion-de-ninas-ninos-y-adolescentes-por-agrupaciones-delictivas-en-mexico-2010-2023/</w:t>
+          <w:t>https://blog.derechosinfancia.org.mx/2025/09/30/reclutamiento-y-utilizacion-de-ninas</w:t>
+        </w:r>
+        <w:r>
+          <w:rPr>
+            <w:color w:val="1155CC"/>
+            <w:u w:val="single"/>
+          </w:rPr>
+          <w:t>-ninos-y-adolescentes-por-agrupaciones-delictivas-en-mexico-2010-2023/</w:t>
         </w:r>
       </w:hyperlink>
     </w:p>
@@ -73,7 +77,14 @@
             <w:color w:val="1155CC"/>
             <w:u w:val="single"/>
           </w:rPr>
-          <w:t>https://blog.derechosinfancia.org.mx/2025/10/14/reclutamiento-y-utilizacion-de-ninas-ninos-y-adolescentes-por-agrupaciones-delictivas-en-ciudad-de-mexico-2010-2023/</w:t>
+          <w:t>h</w:t>
+        </w:r>
+        <w:r>
+          <w:rPr>
+            <w:color w:val="1155CC"/>
+            <w:u w:val="single"/>
+          </w:rPr>
+          <w:t>ttps://blog.derechosinfancia.org.mx/2025/10/14/reclutamiento-y-utilizacion-de-ninas-ninos-y-adolescentes-por-agrupaciones-delictivas-en-ciudad-de-mexico-2010-2023/</w:t>
         </w:r>
       </w:hyperlink>
     </w:p>
@@ -95,7 +106,14 @@
             <w:color w:val="1155CC"/>
             <w:u w:val="single"/>
           </w:rPr>
-          <w:t>https://blog.derechosinfancia.org.mx/2025/10/21/reclutamiento-y-utilizacion-de-ninas-ninos-y-adolescentes-por-agrupaciones-delictivas-en-veracruz-2010-2023/</w:t>
+          <w:t>https://blog.derechosinfancia.org.mx/2025/10/21/reclutamiento-y-utilizacion-de-ninas-ninos-y-</w:t>
+        </w:r>
+        <w:r>
+          <w:rPr>
+            <w:color w:val="1155CC"/>
+            <w:u w:val="single"/>
+          </w:rPr>
+          <w:t>adolescentes-por-agrupaciones-delictivas-en-veracruz-2010-2023/</w:t>
         </w:r>
       </w:hyperlink>
     </w:p>
@@ -124,7 +142,10 @@
     </w:p>
     <w:p>
       <w:r>
-        <w:t>INEGI, Censo Nacional de Sistemas Penitenciarios Estatales 2021-2024.</w:t>
+        <w:t>INEGI, Ce</w:t>
+      </w:r>
+      <w:r>
+        <w:t>nso Nacional de Sistemas Penitenciarios Estatales 2021-2024.</w:t>
       </w:r>
     </w:p>
     <w:p>
@@ -196,7 +217,10 @@
         </w:numPr>
       </w:pPr>
       <w:r>
-        <w:t>Otros delitos de falsedad</w:t>
+        <w:t>Otros</w:t>
+      </w:r>
+      <w:r>
+        <w:t xml:space="preserve"> delitos de falsedad</w:t>
       </w:r>
     </w:p>
     <w:p>
@@ -317,7 +341,10 @@
         </w:numPr>
       </w:pPr>
       <w:r>
-        <w:t>Otros delitos que atentan contra la libertad y la seguridad sexual</w:t>
+        <w:t>Otros delitos que atentan contra la libertad y la segu</w:t>
+      </w:r>
+      <w:r>
+        <w:t>ridad sexual</w:t>
       </w:r>
     </w:p>
     <w:p>
@@ -373,7 +400,10 @@
       </w:pPr>
       <w:r>
         <w:lastRenderedPageBreak/>
-        <w:t>Otros delitos sexuales sin realización de cópula</w:t>
+        <w:t>Otros delitos sexuales sin realización de c</w:t>
+      </w:r>
+      <w:r>
+        <w:t>ópula</w:t>
       </w:r>
     </w:p>
     <w:p>
@@ -538,7 +568,10 @@
         </w:numPr>
       </w:pPr>
       <w:r>
-        <w:t>Violación - Violación equiparada por introducir cualquier elemento, instrumento o cualquier parte del cuerpo humano, distinto al pene</w:t>
+        <w:t xml:space="preserve">Violación - Violación equiparada por introducir cualquier </w:t>
+      </w:r>
+      <w:r>
+        <w:t>elemento, instrumento o cualquier parte del cuerpo humano, distinto al pene</w:t>
       </w:r>
     </w:p>
     <w:p>
@@ -582,7 +615,10 @@
         </w:numPr>
       </w:pPr>
       <w:r>
-        <w:t>Violación equiparada por introducir cualquier elemento, instrumento o cualquier parte del cuerpo humano, distinto al pene</w:t>
+        <w:t>Violación equiparada por introducir cualquier elemento, instrumento o cualqu</w:t>
+      </w:r>
+      <w:r>
+        <w:t>ier parte del cuerpo humano, distinto al pene</w:t>
       </w:r>
     </w:p>
     <w:p>
@@ -648,7 +684,10 @@
         </w:numPr>
       </w:pPr>
       <w:r>
-        <w:t>Comercialización y tráfico de flora o fauna silvestres en peligro de extinción, amenazadas o sujetas a protección</w:t>
+        <w:t>Comercialización y tráfico de flora o fauna s</w:t>
+      </w:r>
+      <w:r>
+        <w:t>ilvestres en peligro de extinción, amenazadas o sujetas a protección</w:t>
       </w:r>
     </w:p>
     <w:p>
@@ -670,18 +709,24 @@
         </w:numPr>
       </w:pPr>
       <w:r>
-        <w:t>Delitos contra el medio ambiente, el equilibrio ecológico y la gestión ambiental - Comercialización de flora o fauna silvestres en peligro de extinción, amenazadas o sujetas a protección</w:t>
-      </w:r>
-    </w:p>
-    <w:p>
-      <w:pPr>
-        <w:numPr>
-          <w:ilvl w:val="3"/>
-          <w:numId w:val="1"/>
-        </w:numPr>
-      </w:pPr>
-      <w:r>
-        <w:t>Delitos contra el medio ambiente, el equilibrio ecológico y la gestión ambiental - Tráfico de flora o fauna silvestres en peligro de extinción, amenazadas o sujetas a protección</w:t>
+        <w:t xml:space="preserve">Delitos contra el medio ambiente, el equilibrio ecológico y la gestión ambiental - </w:t>
+      </w:r>
+      <w:r>
+        <w:t>Comercialización de flora o fauna silvestres en peligro de extinción, amenazadas o sujetas a protección</w:t>
+      </w:r>
+    </w:p>
+    <w:p>
+      <w:pPr>
+        <w:numPr>
+          <w:ilvl w:val="3"/>
+          <w:numId w:val="1"/>
+        </w:numPr>
+      </w:pPr>
+      <w:r>
+        <w:t>Delitos contra el medio ambiente, el equilibrio ecológico y la gestión ambiental - Tráfico de flora o fauna silvestres en peligro de extinción, amenazad</w:t>
+      </w:r>
+      <w:r>
+        <w:t>as o sujetas a protección</w:t>
       </w:r>
     </w:p>
     <w:p>
@@ -714,7 +759,10 @@
         </w:numPr>
       </w:pPr>
       <w:r>
-        <w:t>Aprovechamiento de hidrocarburos y sus derivados</w:t>
+        <w:t>Aprovechamiento de h</w:t>
+      </w:r>
+      <w:r>
+        <w:t>idrocarburos y sus derivados</w:t>
       </w:r>
     </w:p>
     <w:p>
@@ -759,29 +807,42 @@
       </w:pPr>
       <w:r>
         <w:lastRenderedPageBreak/>
-        <w:t>Delitos en materia de hidrocarburos y sus derivados - No identificado</w:t>
-      </w:r>
-    </w:p>
-    <w:p>
-      <w:pPr>
-        <w:numPr>
-          <w:ilvl w:val="3"/>
-          <w:numId w:val="1"/>
-        </w:numPr>
-      </w:pPr>
-      <w:r>
-        <w:t>Delitos en materia de hidrocarburos y sus derivados - Otros delitos en materia de hidrocarburos y sus derivados</w:t>
-      </w:r>
-    </w:p>
-    <w:p>
-      <w:pPr>
-        <w:numPr>
-          <w:ilvl w:val="3"/>
-          <w:numId w:val="1"/>
-        </w:numPr>
-      </w:pPr>
-      <w:r>
-        <w:t>Delitos en materia de hidrocarburos y sus derivados - Sustracción de hidrocarburos y sus derivados</w:t>
+        <w:t>De</w:t>
+      </w:r>
+      <w:r>
+        <w:t>litos en materia de hidrocarburos y sus derivados - No identificado</w:t>
+      </w:r>
+    </w:p>
+    <w:p>
+      <w:pPr>
+        <w:numPr>
+          <w:ilvl w:val="3"/>
+          <w:numId w:val="1"/>
+        </w:numPr>
+      </w:pPr>
+      <w:r>
+        <w:rPr>
+          <w:b/>
+          <w:bCs/>
+        </w:rPr>
+        <w:t>Delitos en materia de hidrocarburos y sus derivados - Otros</w:t>
+      </w:r>
+      <w:r>
+        <w:t xml:space="preserve"> delitos en materia de hidrocarburos y sus derivados</w:t>
+      </w:r>
+    </w:p>
+    <w:p>
+      <w:pPr>
+        <w:numPr>
+          <w:ilvl w:val="3"/>
+          <w:numId w:val="1"/>
+        </w:numPr>
+      </w:pPr>
+      <w:r>
+        <w:t>Delitos en materia de hidrocarburos y sus derivados - Sustracción de hidroca</w:t>
+      </w:r>
+      <w:r>
+        <w:t>rburos y sus derivados</w:t>
       </w:r>
     </w:p>
     <w:p>
@@ -847,7 +908,10 @@
         </w:numPr>
       </w:pPr>
       <w:r>
-        <w:t>Delitos cometidos por miembros de la delincuencia organizada</w:t>
+        <w:t xml:space="preserve">Delitos cometidos por </w:t>
+      </w:r>
+      <w:r>
+        <w:t>miembros de la delincuencia organizada</w:t>
       </w:r>
     </w:p>
     <w:p>
@@ -891,7 +955,10 @@
         </w:numPr>
       </w:pPr>
       <w:r>
-        <w:t>Ley Federal contra la Delincuencia Organizada</w:t>
+        <w:t>Ley Federal contra la Delincuencia Organiz</w:t>
+      </w:r>
+      <w:r>
+        <w:t>ada</w:t>
       </w:r>
     </w:p>
     <w:p>
@@ -979,7 +1046,10 @@
         </w:numPr>
       </w:pPr>
       <w:r>
-        <w:t>Extorsión cometida por vía telefónica o cualquier otro medio electrónico o de comunicación</w:t>
+        <w:t xml:space="preserve">Extorsión cometida por </w:t>
+      </w:r>
+      <w:r>
+        <w:t>vía telefónica o cualquier otro medio electrónico o de comunicación</w:t>
       </w:r>
     </w:p>
     <w:p>
@@ -1067,7 +1137,10 @@
         </w:numPr>
       </w:pPr>
       <w:r>
-        <w:t>Homicidio y homicidio doloso</w:t>
+        <w:t>Homicidio y hom</w:t>
+      </w:r>
+      <w:r>
+        <w:t>icidio doloso</w:t>
       </w:r>
     </w:p>
     <w:p>
@@ -1166,7 +1239,10 @@
         </w:numPr>
       </w:pPr>
       <w:r>
-        <w:t>Operaciones con recursos de procedencia ilícita y encubrimiento</w:t>
+        <w:t xml:space="preserve">Operaciones con </w:t>
+      </w:r>
+      <w:r>
+        <w:t>recursos de procedencia ilícita y encubrimiento</w:t>
       </w:r>
     </w:p>
     <w:p>
@@ -1222,7 +1298,10 @@
         </w:numPr>
       </w:pPr>
       <w:r>
-        <w:t>Lenocinio</w:t>
+        <w:t>Lenoci</w:t>
+      </w:r>
+      <w:r>
+        <w:t>nio</w:t>
       </w:r>
     </w:p>
     <w:p>
@@ -1266,7 +1345,10 @@
         </w:numPr>
       </w:pPr>
       <w:r>
-        <w:t>Lesiones, tortura y tratos o penas crueles inhumanos o degradantes</w:t>
+        <w:t>Lesiones, tortura y tratos o penas crueles inhumanos o degra</w:t>
+      </w:r>
+      <w:r>
+        <w:t>dantes</w:t>
       </w:r>
     </w:p>
     <w:p>
@@ -1354,7 +1436,10 @@
         </w:numPr>
       </w:pPr>
       <w:r>
-        <w:t>Piratería de productos diversos</w:t>
+        <w:t>Piratería de produc</w:t>
+      </w:r>
+      <w:r>
+        <w:t>tos diversos</w:t>
       </w:r>
     </w:p>
     <w:p>
@@ -1409,7 +1494,10 @@
         </w:numPr>
       </w:pPr>
       <w:r>
-        <w:t>Delitos previstos en la Ley Federal del Derecho de Autor</w:t>
+        <w:t>Delitos previst</w:t>
+      </w:r>
+      <w:r>
+        <w:t>os en la Ley Federal del Derecho de Autor</w:t>
       </w:r>
     </w:p>
     <w:p>
@@ -1674,7 +1762,10 @@
         </w:numPr>
       </w:pPr>
       <w:r>
-        <w:t>Secuestro - Secuestro en calidad de rehén</w:t>
+        <w:t>Secuestro - Secuestro e</w:t>
+      </w:r>
+      <w:r>
+        <w:t>n calidad de rehén</w:t>
       </w:r>
     </w:p>
     <w:p>
@@ -1778,7 +1869,10 @@
         </w:numPr>
       </w:pPr>
       <w:r>
-        <w:t>Secuestro para causar daño</w:t>
+        <w:t xml:space="preserve">Secuestro para </w:t>
+      </w:r>
+      <w:r>
+        <w:t>causar daño</w:t>
       </w:r>
     </w:p>
     <w:p>
@@ -1822,7 +1916,10 @@
         </w:numPr>
       </w:pPr>
       <w:r>
-        <w:t>Delitos en materia de armas, explosivos y otros materiales destructivos - Tráfico ilícito de armas, explosivos y otros materiales destructivos</w:t>
+        <w:t xml:space="preserve">Delitos en materia de armas, explosivos y otros materiales destructivos - Tráfico ilícito de armas, explosivos y otros materiales </w:t>
+      </w:r>
+      <w:r>
+        <w:t>destructivos</w:t>
       </w:r>
     </w:p>
     <w:p>
@@ -1877,7 +1974,10 @@
         </w:numPr>
       </w:pPr>
       <w:r>
-        <w:t>Comercio de Narcóticos</w:t>
+        <w:t>Comercio de Nar</w:t>
+      </w:r>
+      <w:r>
+        <w:t>cóticos</w:t>
       </w:r>
     </w:p>
     <w:p>
@@ -1921,7 +2021,10 @@
         </w:numPr>
       </w:pPr>
       <w:r>
-        <w:t>Delitos federales contra la salud relacionados con narcóticos - No especificado</w:t>
+        <w:t>Delitos federales contra la salud relacionados con narcóticos - No especif</w:t>
+      </w:r>
+      <w:r>
+        <w:t>icado</w:t>
       </w:r>
     </w:p>
     <w:p>
@@ -1954,7 +2057,10 @@
         </w:numPr>
       </w:pPr>
       <w:r>
-        <w:t>Delitos federales contra la salud relacionados con narcóticos - Otros delitos federales contra la salud relacionados con narcóticos</w:t>
+        <w:t>Delitos federales contra la salud relacionados con narcóticos - Otros delitos federales contra la sa</w:t>
+      </w:r>
+      <w:r>
+        <w:t>lud relacionados con narcóticos</w:t>
       </w:r>
     </w:p>
     <w:p>
@@ -1987,7 +2093,10 @@
         </w:numPr>
       </w:pPr>
       <w:r>
-        <w:t>Delitos federales contra la salud relacionados con narcóticos - Tráfico de narcóticos</w:t>
+        <w:t>Delitos federales contra la salud relacionados</w:t>
+      </w:r>
+      <w:r>
+        <w:t xml:space="preserve"> con narcóticos - Tráfico de narcóticos</w:t>
       </w:r>
     </w:p>
     <w:p>
@@ -2021,7 +2130,10 @@
       </w:pPr>
       <w:r>
         <w:lastRenderedPageBreak/>
-        <w:t>Otros delitos federales contra la salud relacionados con narcóticos</w:t>
+        <w:t>Otros delitos federales contra la salud relacionados c</w:t>
+      </w:r>
+      <w:r>
+        <w:t>on narcóticos</w:t>
       </w:r>
     </w:p>
     <w:p>
@@ -2169,7 +2281,10 @@
         </w:numPr>
       </w:pPr>
       <w:r>
-        <w:t>Contra la Salud en su modalidad de Narcomenudeo</w:t>
+        <w:t>Contra la Salud en su</w:t>
+      </w:r>
+      <w:r>
+        <w:t xml:space="preserve"> modalidad de Narcomenudeo</w:t>
       </w:r>
     </w:p>
     <w:p>
@@ -2202,7 +2317,10 @@
         </w:numPr>
       </w:pPr>
       <w:r>
-        <w:t>Delitos contra la salud relacionados con narcóticos en su modalidad de narcomenudeo - No especificado</w:t>
+        <w:t>Delitos contra la salud relacionados</w:t>
+      </w:r>
+      <w:r>
+        <w:t xml:space="preserve"> con narcóticos en su modalidad de narcomenudeo - No especificado</w:t>
       </w:r>
     </w:p>
     <w:p>
@@ -2224,7 +2342,10 @@
         </w:numPr>
       </w:pPr>
       <w:r>
-        <w:t>Delitos contra la salud relacionados con narcóticos en su modalidad de narcomenudeo - Otros</w:t>
+        <w:t>Delitos contra la salud relacionados con narcóticos en su modalidad de narcomenudeo - Ot</w:t>
+      </w:r>
+      <w:r>
+        <w:t>ros</w:t>
       </w:r>
     </w:p>
     <w:p>
@@ -2246,7 +2367,10 @@
         </w:numPr>
       </w:pPr>
       <w:r>
-        <w:t xml:space="preserve">Delitos contra la salud relacionados con narcóticos en su modalidad de narcomenudeo - Posesión con fines de comercio o </w:t>
+        <w:t>Delitos contra la salud relacionados con narcóticos en su modalidad de narco</w:t>
+      </w:r>
+      <w:r>
+        <w:t xml:space="preserve">menudeo - Posesión con fines de comercio o </w:t>
       </w:r>
       <w:proofErr w:type="spellStart"/>
       <w:r>
@@ -2273,7 +2397,10 @@
         </w:numPr>
       </w:pPr>
       <w:r>
-        <w:t>Delitos contra la salud relacionados con narcóticos en su modalidad de narcomenudeo - Suministro de narcóticos</w:t>
+        <w:t>Delitos contra la salud relacionados con narcóticos en su mo</w:t>
+      </w:r>
+      <w:r>
+        <w:t>dalidad de narcomenudeo - Suministro de narcóticos</w:t>
       </w:r>
     </w:p>
     <w:p>
@@ -2328,7 +2455,10 @@
         </w:numPr>
       </w:pPr>
       <w:r>
-        <w:t>Narcomenudeo en modalidad distinta a las anteriores</w:t>
+        <w:t>Narcomenudeo en modalidad distinta a las an</w:t>
+      </w:r>
+      <w:r>
+        <w:t>teriores</w:t>
       </w:r>
     </w:p>
     <w:p>
@@ -2411,23 +2541,26 @@
         </w:numPr>
       </w:pPr>
       <w:r>
+        <w:t xml:space="preserve">Tráfico de personas </w:t>
+      </w:r>
+      <w:r>
+        <w:t>indocumentadas</w:t>
+      </w:r>
+    </w:p>
+    <w:p>
+      <w:pPr>
+        <w:numPr>
+          <w:ilvl w:val="2"/>
+          <w:numId w:val="1"/>
+        </w:numPr>
+      </w:pPr>
+      <w:r>
         <w:t>Tráfico de personas indocumentadas</w:t>
       </w:r>
     </w:p>
     <w:p>
       <w:pPr>
         <w:numPr>
-          <w:ilvl w:val="2"/>
-          <w:numId w:val="1"/>
-        </w:numPr>
-      </w:pPr>
-      <w:r>
-        <w:t>Tráfico de personas indocumentadas</w:t>
-      </w:r>
-    </w:p>
-    <w:p>
-      <w:pPr>
-        <w:numPr>
           <w:ilvl w:val="3"/>
           <w:numId w:val="1"/>
         </w:numPr>
@@ -2499,7 +2632,10 @@
         </w:numPr>
       </w:pPr>
       <w:r>
-        <w:t>Trata de personas - No identificado</w:t>
+        <w:t>Trata de personas - No id</w:t>
+      </w:r>
+      <w:r>
+        <w:t>entificado</w:t>
       </w:r>
     </w:p>
     <w:p>
@@ -2554,7 +2690,10 @@
         </w:numPr>
       </w:pPr>
       <w:r>
-        <w:t>Trata de personas - Trata de personas con fines de explotación sexual</w:t>
+        <w:t>Trata de personas - Trata de personas con fines de explota</w:t>
+      </w:r>
+      <w:r>
+        <w:t>ción sexual</w:t>
       </w:r>
     </w:p>
     <w:p>
@@ -2606,7 +2745,10 @@
       </w:r>
       <w:proofErr w:type="gramEnd"/>
       <w:r>
-        <w:t xml:space="preserve"> o servicios forzados</w:t>
+        <w:t xml:space="preserve"> o servicios fo</w:t>
+      </w:r>
+      <w:r>
+        <w:t>rzados</w:t>
       </w:r>
     </w:p>
     <w:p>
@@ -2716,7 +2858,10 @@
         </w:numPr>
       </w:pPr>
       <w:r>
-        <w:t>Otros delitos en materia de armas, objetos prohibidos, explosivos y otros materiales destructivos (excluyendo portación, posesión, acopio y tráfico)</w:t>
+        <w:t xml:space="preserve">Otros delitos en materia de armas, objetos </w:t>
+      </w:r>
+      <w:r>
+        <w:t>prohibidos, explosivos y otros materiales destructivos (excluyendo portación, posesión, acopio y tráfico)</w:t>
       </w:r>
     </w:p>
     <w:p>
@@ -2749,7 +2894,10 @@
         </w:numPr>
       </w:pPr>
       <w:r>
-        <w:t>Delitos en materia de armas y objetos prohibidos</w:t>
+        <w:t>Delitos en materia de armas y objetos proh</w:t>
+      </w:r>
+      <w:r>
+        <w:t>ibidos</w:t>
       </w:r>
     </w:p>
     <w:p>
@@ -2782,7 +2930,10 @@
         </w:numPr>
       </w:pPr>
       <w:r>
-        <w:t>Delitos en materia de armas, explosivos y otros materiales destructivos - No identificado</w:t>
+        <w:t>Delitos en materia de armas, explosivos y otros materiales destructivos - No identifica</w:t>
+      </w:r>
+      <w:r>
+        <w:t>do</w:t>
       </w:r>
     </w:p>
     <w:p>
@@ -2824,7 +2975,10 @@
         </w:numPr>
       </w:pPr>
       <w:r>
-        <w:t>Delitos previstos en la Ley Federal de Armas de Fuego y Explosivos</w:t>
+        <w:t>Delitos previstos en la Ley Feder</w:t>
+      </w:r>
+      <w:r>
+        <w:t>al de Armas de Fuego y Explosivos</w:t>
       </w:r>
     </w:p>
     <w:p>
@@ -2868,7 +3022,10 @@
         </w:numPr>
       </w:pPr>
       <w:r>
-        <w:t>Portación, posesión y acopio ilícitos de armas, cartuchos y cargadores</w:t>
+        <w:t>Portación, posesión y acopio ilíci</w:t>
+      </w:r>
+      <w:r>
+        <w:t>tos de armas, cartuchos y cargadores</w:t>
       </w:r>
     </w:p>
     <w:p>
@@ -2901,7 +3058,10 @@
         </w:numPr>
       </w:pPr>
       <w:r>
-        <w:t>Delitos en materia de armas, explosivos y otros materiales destructivos - Portación ilícita de armas</w:t>
+        <w:t>Delitos en materia de armas, explosivos y otros materiales destructivos - Portación ilícita de ar</w:t>
+      </w:r>
+      <w:r>
+        <w:t>mas</w:t>
       </w:r>
     </w:p>
     <w:p>
@@ -2956,7 +3116,10 @@
         </w:numPr>
       </w:pPr>
       <w:r>
-        <w:t>Otros delitos que privan de la vida</w:t>
+        <w:t>Otros delitos que privan d</w:t>
+      </w:r>
+      <w:r>
+        <w:t>e la vida</w:t>
       </w:r>
     </w:p>
     <w:p>
@@ -3033,7 +3196,10 @@
         </w:numPr>
       </w:pPr>
       <w:r>
-        <w:t>Delitos contra el libre desarrollo de la personalidad - Corrupción de menores e incapaces</w:t>
+        <w:t xml:space="preserve">Delitos </w:t>
+      </w:r>
+      <w:r>
+        <w:t>contra el libre desarrollo de la personalidad - Corrupción de menores e incapaces</w:t>
       </w:r>
     </w:p>
     <w:p>
@@ -3066,7 +3232,10 @@
         </w:numPr>
       </w:pPr>
       <w:r>
-        <w:t>Delitos en materia de Instituciones de crédito, inversión, fianzas y seguros</w:t>
+        <w:t>Delitos en materia de Instituciones de crédito, inversión, fianza</w:t>
+      </w:r>
+      <w:r>
+        <w:t>s y seguros</w:t>
       </w:r>
     </w:p>
     <w:p>
@@ -3110,7 +3279,10 @@
         </w:numPr>
       </w:pPr>
       <w:r>
-        <w:t>Contra el Libre Desarrollo de la Personalidad</w:t>
+        <w:t>Contra el Libre Desa</w:t>
+      </w:r>
+      <w:r>
+        <w:t>rrollo de la Personalidad</w:t>
       </w:r>
     </w:p>
     <w:p>
@@ -3154,7 +3326,10 @@
         </w:numPr>
       </w:pPr>
       <w:r>
-        <w:t>Delitos contra el libre desarrollo de la personalidad - No especificado</w:t>
+        <w:t>Delitos contra el libre desarrollo de la personalidad - No</w:t>
+      </w:r>
+      <w:r>
+        <w:t xml:space="preserve"> especificado</w:t>
       </w:r>
     </w:p>
     <w:p>
@@ -3198,7 +3373,10 @@
         </w:numPr>
       </w:pPr>
       <w:r>
-        <w:t>Otros delitos contra el libre desarrollo de la personalidad</w:t>
+        <w:t>Otros delitos contra el libre des</w:t>
+      </w:r>
+      <w:r>
+        <w:t>arrollo de la personalidad</w:t>
       </w:r>
     </w:p>
     <w:p>
@@ -3309,7 +3487,10 @@
         </w:numPr>
       </w:pPr>
       <w:r>
-        <w:t>Delitos en contra de las personas en su patrimonio</w:t>
+        <w:t xml:space="preserve">Delitos en contra de las personas en su </w:t>
+      </w:r>
+      <w:r>
+        <w:t>patrimonio</w:t>
       </w:r>
     </w:p>
     <w:p>
@@ -3386,6 +3567,42 @@
         </w:numPr>
       </w:pPr>
       <w:r>
+        <w:t>Delitos contra l</w:t>
+      </w:r>
+      <w:r>
+        <w:t>a administración de justicia</w:t>
+      </w:r>
+    </w:p>
+    <w:p>
+      <w:pPr>
+        <w:numPr>
+          <w:ilvl w:val="1"/>
+          <w:numId w:val="1"/>
+        </w:numPr>
+      </w:pPr>
+      <w:r>
+        <w:t>Cometidos contra la Administración de Justicia</w:t>
+      </w:r>
+    </w:p>
+    <w:p>
+      <w:pPr>
+        <w:numPr>
+          <w:ilvl w:val="1"/>
+          <w:numId w:val="1"/>
+        </w:numPr>
+      </w:pPr>
+      <w:r>
+        <w:t>Delitos Cometidos contra la administración de justicia</w:t>
+      </w:r>
+    </w:p>
+    <w:p>
+      <w:pPr>
+        <w:numPr>
+          <w:ilvl w:val="1"/>
+          <w:numId w:val="1"/>
+        </w:numPr>
+      </w:pPr>
+      <w:r>
         <w:t>Delitos contra la administración de justicia</w:t>
       </w:r>
     </w:p>
@@ -3397,39 +3614,6 @@
         </w:numPr>
       </w:pPr>
       <w:r>
-        <w:t>Cometidos contra la Administración de Justicia</w:t>
-      </w:r>
-    </w:p>
-    <w:p>
-      <w:pPr>
-        <w:numPr>
-          <w:ilvl w:val="1"/>
-          <w:numId w:val="1"/>
-        </w:numPr>
-      </w:pPr>
-      <w:r>
-        <w:t>Delitos Cometidos contra la administración de justicia</w:t>
-      </w:r>
-    </w:p>
-    <w:p>
-      <w:pPr>
-        <w:numPr>
-          <w:ilvl w:val="1"/>
-          <w:numId w:val="1"/>
-        </w:numPr>
-      </w:pPr>
-      <w:r>
-        <w:t>Delitos contra la administración de justicia</w:t>
-      </w:r>
-    </w:p>
-    <w:p>
-      <w:pPr>
-        <w:numPr>
-          <w:ilvl w:val="1"/>
-          <w:numId w:val="1"/>
-        </w:numPr>
-      </w:pPr>
-      <w:r>
         <w:t>Delitos contra la administración de justicia - En materia de amparo</w:t>
       </w:r>
     </w:p>
@@ -3441,7 +3625,10 @@
         </w:numPr>
       </w:pPr>
       <w:r>
-        <w:t>Delitos contra la administración de justicia - No especificado</w:t>
+        <w:t>Delitos cont</w:t>
+      </w:r>
+      <w:r>
+        <w:t>ra la administración de justicia - No especificado</w:t>
       </w:r>
     </w:p>
     <w:p>
@@ -3474,7 +3661,10 @@
         </w:numPr>
       </w:pPr>
       <w:r>
-        <w:t>Otros delitos contra la administración de justicia</w:t>
+        <w:t>Otros delitos contra la administración de ju</w:t>
+      </w:r>
+      <w:r>
+        <w:t>sticia</w:t>
       </w:r>
     </w:p>
     <w:p>
@@ -3551,6 +3741,42 @@
         </w:numPr>
       </w:pPr>
       <w:r>
+        <w:t xml:space="preserve">Delitos contra la seguridad de los datos </w:t>
+      </w:r>
+      <w:r>
+        <w:t>y/o sistemas o equipos informáticos</w:t>
+      </w:r>
+    </w:p>
+    <w:p>
+      <w:pPr>
+        <w:numPr>
+          <w:ilvl w:val="1"/>
+          <w:numId w:val="1"/>
+        </w:numPr>
+      </w:pPr>
+      <w:r>
+        <w:t>Acceso ilícito a sistemas o equipos informáticos</w:t>
+      </w:r>
+    </w:p>
+    <w:p>
+      <w:pPr>
+        <w:numPr>
+          <w:ilvl w:val="1"/>
+          <w:numId w:val="1"/>
+        </w:numPr>
+      </w:pPr>
+      <w:r>
+        <w:t>Daños a datos informáticos</w:t>
+      </w:r>
+    </w:p>
+    <w:p>
+      <w:pPr>
+        <w:numPr>
+          <w:ilvl w:val="1"/>
+          <w:numId w:val="1"/>
+        </w:numPr>
+      </w:pPr>
+      <w:r>
         <w:t>Delitos contra la seguridad de los datos y/o sistemas o equipos informáticos</w:t>
       </w:r>
     </w:p>
@@ -3562,40 +3788,10 @@
         </w:numPr>
       </w:pPr>
       <w:r>
-        <w:t>Acceso ilícito a sistemas o equipos informáticos</w:t>
-      </w:r>
-    </w:p>
-    <w:p>
-      <w:pPr>
-        <w:numPr>
-          <w:ilvl w:val="1"/>
-          <w:numId w:val="1"/>
-        </w:numPr>
-      </w:pPr>
-      <w:r>
-        <w:t>Daños a datos informáticos</w:t>
-      </w:r>
-    </w:p>
-    <w:p>
-      <w:pPr>
-        <w:numPr>
-          <w:ilvl w:val="1"/>
-          <w:numId w:val="1"/>
-        </w:numPr>
-      </w:pPr>
-      <w:r>
-        <w:t>Delitos contra la seguridad de los datos y/o sistemas o equipos informáticos</w:t>
-      </w:r>
-    </w:p>
-    <w:p>
-      <w:pPr>
-        <w:numPr>
-          <w:ilvl w:val="1"/>
-          <w:numId w:val="1"/>
-        </w:numPr>
-      </w:pPr>
-      <w:r>
-        <w:t>Delitos contra la seguridad de los datos y/o sistemas o equipos informáticos - Acceso ilícito a sistemas o equipos informáticos</w:t>
+        <w:t>Delitos contra la seguridad de los datos y/o sistemas o equipos inf</w:t>
+      </w:r>
+      <w:r>
+        <w:t>ormáticos - Acceso ilícito a sistemas o equipos informáticos</w:t>
       </w:r>
     </w:p>
     <w:p>
@@ -3617,7 +3813,10 @@
         </w:numPr>
       </w:pPr>
       <w:r>
-        <w:t>Delitos contra la seguridad de los datos y/o sistemas o equipos informáticos - Interferir en el buen funcionamiento de sistemas o equipos informáticos</w:t>
+        <w:t xml:space="preserve">Delitos contra la seguridad de los datos y/o sistemas o equipos informáticos - </w:t>
+      </w:r>
+      <w:r>
+        <w:t>Interferir en el buen funcionamiento de sistemas o equipos informáticos</w:t>
       </w:r>
     </w:p>
     <w:p>
@@ -3639,7 +3838,10 @@
         </w:numPr>
       </w:pPr>
       <w:r>
-        <w:t>Delitos contra la seguridad de los datos y/o sistemas o equipos informáticos - No identificado</w:t>
+        <w:t>Delitos contra la seguridad de los datos y/o sistemas o equipos informáticos - No identif</w:t>
+      </w:r>
+      <w:r>
+        <w:t>icado</w:t>
       </w:r>
     </w:p>
     <w:p>
@@ -3672,7 +3874,10 @@
         </w:numPr>
       </w:pPr>
       <w:r>
-        <w:t>Interferir en el buen funcionamiento de sistemas o equipos informáticos</w:t>
+        <w:t>Interferir en el bu</w:t>
+      </w:r>
+      <w:r>
+        <w:t>en funcionamiento de sistemas o equipos informáticos</w:t>
       </w:r>
     </w:p>
     <w:p>
@@ -3706,7 +3911,10 @@
         </w:numPr>
       </w:pPr>
       <w:r>
-        <w:t>Delitos contra la seguridad pública, de la nación o del Estado</w:t>
+        <w:t>Delitos contra la seguridad pública, de la n</w:t>
+      </w:r>
+      <w:r>
+        <w:t>ación o del Estado</w:t>
       </w:r>
     </w:p>
     <w:p>
@@ -3783,7 +3991,10 @@
         </w:numPr>
       </w:pPr>
       <w:r>
-        <w:t>Otros delitos contra la seguridad pública</w:t>
+        <w:t xml:space="preserve">Otros </w:t>
+      </w:r>
+      <w:r>
+        <w:t>delitos contra la seguridad pública</w:t>
       </w:r>
     </w:p>
     <w:p>
@@ -3827,7 +4038,10 @@
         </w:numPr>
       </w:pPr>
       <w:r>
-        <w:t>Delitos contra la vida, integridad corporal y seguridad de las personas</w:t>
+        <w:t xml:space="preserve">Delitos contra la vida, integridad corporal </w:t>
+      </w:r>
+      <w:r>
+        <w:t>y seguridad de las personas</w:t>
       </w:r>
     </w:p>
     <w:p>
@@ -3948,7 +4162,10 @@
         </w:numPr>
       </w:pPr>
       <w:r>
-        <w:t>Delitos electorales</w:t>
+        <w:t xml:space="preserve">Delitos </w:t>
+      </w:r>
+      <w:r>
+        <w:t>electorales</w:t>
       </w:r>
     </w:p>
     <w:p>
@@ -3992,7 +4209,10 @@
         </w:numPr>
       </w:pPr>
       <w:r>
-        <w:t>Electorales y en Materia de Registro Nacional de Ciudadanos</w:t>
+        <w:t xml:space="preserve">Electorales y en Materia de Registro </w:t>
+      </w:r>
+      <w:r>
+        <w:t>Nacional de Ciudadanos</w:t>
       </w:r>
     </w:p>
     <w:p>
@@ -4055,7 +4275,10 @@
         </w:numPr>
       </w:pPr>
       <w:r>
-        <w:t>Delitos en Materia de Vías de Comunicación y Correspondencia</w:t>
+        <w:t>Delitos en Materia de Vías de Comunicación</w:t>
+      </w:r>
+      <w:r>
+        <w:t xml:space="preserve"> y Correspondencia</w:t>
       </w:r>
     </w:p>
     <w:p>
@@ -4132,7 +4355,10 @@
         </w:numPr>
       </w:pPr>
       <w:r>
-        <w:t>Delitos Previstos en el Código Fiscal de la Federación</w:t>
+        <w:t xml:space="preserve">Delitos </w:t>
+      </w:r>
+      <w:r>
+        <w:t>Previstos en el Código Fiscal de la Federación</w:t>
       </w:r>
     </w:p>
     <w:p>
@@ -4210,7 +4436,10 @@
         </w:numPr>
       </w:pPr>
       <w:r>
-        <w:t>Incumplimiento de obligaciones de asistencia familiar</w:t>
+        <w:t>Incumplimiento de obligaciones de a</w:t>
+      </w:r>
+      <w:r>
+        <w:t>sistencia familiar</w:t>
       </w:r>
     </w:p>
     <w:p>
@@ -4298,7 +4527,10 @@
         </w:numPr>
       </w:pPr>
       <w:r>
-        <w:t>Contra la Economía Pública</w:t>
+        <w:t xml:space="preserve">Contra la </w:t>
+      </w:r>
+      <w:r>
+        <w:t>Economía Pública</w:t>
       </w:r>
     </w:p>
     <w:p>
@@ -4375,7 +4607,10 @@
         </w:numPr>
       </w:pPr>
       <w:r>
-        <w:t>Delitos en Materia de Inhumaciones y Exhumaciones</w:t>
+        <w:t xml:space="preserve">Delitos en Materia de Inhumaciones y </w:t>
+      </w:r>
+      <w:r>
+        <w:t>Exhumaciones</w:t>
       </w:r>
     </w:p>
     <w:p>
@@ -4419,7 +4654,10 @@
         </w:numPr>
       </w:pPr>
       <w:r>
-        <w:t>Delitos Previstos en la Ley General de Población</w:t>
+        <w:t>Delitos Previstos en la Ley General de Po</w:t>
+      </w:r>
+      <w:r>
+        <w:t>blación</w:t>
       </w:r>
     </w:p>
     <w:p>
@@ -4507,7 +4745,10 @@
         </w:numPr>
       </w:pPr>
       <w:r>
-        <w:t>Ley sobre Delitos de Imprenta</w:t>
+        <w:t>Ley</w:t>
+      </w:r>
+      <w:r>
+        <w:t xml:space="preserve"> sobre Delitos de Imprenta</w:t>
       </w:r>
     </w:p>
     <w:p>
@@ -4606,7 +4847,10 @@
         </w:numPr>
       </w:pPr>
       <w:r>
-        <w:t>Otros Delitos contenidos en el Código Penal Federal</w:t>
+        <w:t xml:space="preserve">Otros Delitos contenidos en el Código Penal </w:t>
+      </w:r>
+      <w:r>
+        <w:t>Federal</w:t>
       </w:r>
     </w:p>
     <w:p>
@@ -4683,7 +4927,10 @@
         </w:numPr>
       </w:pPr>
       <w:r>
-        <w:t>Otros delitos del fuero común</w:t>
+        <w:t>Otros delitos del fuero co</w:t>
+      </w:r>
+      <w:r>
+        <w:t>mún</w:t>
       </w:r>
     </w:p>
     <w:p>
@@ -4758,7 +5005,10 @@
         </w:numPr>
       </w:pPr>
       <w:r>
-        <w:t>Cometidos por servidores públicos</w:t>
+        <w:t>C</w:t>
+      </w:r>
+      <w:r>
+        <w:t>ometidos por servidores públicos</w:t>
       </w:r>
     </w:p>
     <w:p>
@@ -4813,7 +5063,10 @@
         </w:numPr>
       </w:pPr>
       <w:r>
-        <w:t>Otros delitos contra el medio ambiente, el equilibrio ecológico y la gestión ambiental (excluyendo comercialización y tráfico de flora o fauna silvestres sujetas de protección)</w:t>
+        <w:t xml:space="preserve">Otros delitos contra el medio ambiente, el equilibrio ecológico y </w:t>
+      </w:r>
+      <w:r>
+        <w:t>la gestión ambiental (excluyendo comercialización y tráfico de flora o fauna silvestres sujetas de protección)</w:t>
       </w:r>
     </w:p>
     <w:p>
@@ -4835,7 +5088,10 @@
         </w:numPr>
       </w:pPr>
       <w:r>
-        <w:t>Caza, pesca o tala ilegal de flora o fauna silvestres en peligro de extinción, amenazadas o sujetas a protección</w:t>
+        <w:t>Caza, pesca o tala ilegal de flora o fauna silvestres en peligro de extinción, amenazadas o</w:t>
+      </w:r>
+      <w:r>
+        <w:t xml:space="preserve"> sujetas a protección</w:t>
       </w:r>
     </w:p>
     <w:p>
@@ -4917,7 +5173,10 @@
         </w:numPr>
       </w:pPr>
       <w:r>
-        <w:t>Delitos contra el medio ambiente, el equilibrio ecológico y la gestión ambiental</w:t>
+        <w:t>Delitos contra el medio ambiente, el equilibrio ecológico y la gestión ambient</w:t>
+      </w:r>
+      <w:r>
+        <w:t>al</w:t>
       </w:r>
     </w:p>
     <w:p>
@@ -4939,7 +5198,10 @@
         </w:numPr>
       </w:pPr>
       <w:r>
-        <w:t>Delitos contra el medio ambiente, el equilibrio ecológico y la gestión ambiental - Daños a los ecosistemas o sus elementos</w:t>
+        <w:t>Delitos contra el medio ambiente, el equilibrio ecológico</w:t>
+      </w:r>
+      <w:r>
+        <w:t xml:space="preserve"> y la gestión ambiental - Daños a los ecosistemas o sus elementos</w:t>
       </w:r>
     </w:p>
     <w:p>
@@ -4961,7 +5223,10 @@
         </w:numPr>
       </w:pPr>
       <w:r>
-        <w:t>Delitos contra el medio ambiente, el equilibrio ecológico y la gestión ambiental - No identificado</w:t>
+        <w:t>Delitos contra el medio ambiente, el equilibrio ecológico y la gestión ambiental - No ident</w:t>
+      </w:r>
+      <w:r>
+        <w:t>ificado</w:t>
       </w:r>
     </w:p>
     <w:p>
@@ -4983,7 +5248,10 @@
         </w:numPr>
       </w:pPr>
       <w:r>
-        <w:t>Delitos contra el medio ambiente, el equilibrio ecológico y la gestión ambiental - Transporte o manejo de residuos peligrosos</w:t>
+        <w:t>Delitos contra el medio ambiente, el equilibrio ecológico y la gestión ambient</w:t>
+      </w:r>
+      <w:r>
+        <w:t>al - Transporte o manejo de residuos peligrosos</w:t>
       </w:r>
     </w:p>
     <w:p>
@@ -5024,7 +5292,10 @@
         </w:numPr>
       </w:pPr>
       <w:r>
-        <w:t>Transporte o manejo de residuos peligrosos</w:t>
+        <w:t>Transporte o manejo de residuos p</w:t>
+      </w:r>
+      <w:r>
+        <w:t>eligrosos</w:t>
       </w:r>
     </w:p>
     <w:p>
@@ -5080,7 +5351,10 @@
         </w:numPr>
       </w:pPr>
       <w:r>
-        <w:t>Delitos contra la salud no relacionados con narcóticos</w:t>
+        <w:t>Delitos contra la salud no relacionados c</w:t>
+      </w:r>
+      <w:r>
+        <w:t>on narcóticos</w:t>
       </w:r>
     </w:p>
     <w:p>
@@ -5135,7 +5409,10 @@
         </w:numPr>
       </w:pPr>
       <w:r>
-        <w:t>Delitos en materia de migración</w:t>
+        <w:t>Delitos en materia d</w:t>
+      </w:r>
+      <w:r>
+        <w:t>e migración</w:t>
       </w:r>
     </w:p>
     <w:p>
@@ -5201,7 +5478,10 @@
         </w:numPr>
       </w:pPr>
       <w:r>
-        <w:t>Otros delitos en materia de migración</w:t>
+        <w:t xml:space="preserve">Otros </w:t>
+      </w:r>
+      <w:r>
+        <w:t>delitos en materia de migración</w:t>
       </w:r>
     </w:p>
     <w:p>
@@ -5267,7 +5547,10 @@
         </w:numPr>
       </w:pPr>
       <w:r>
-        <w:t>Delitos por hechos de corrupción - Cohecho</w:t>
+        <w:t>Delitos por hechos de c</w:t>
+      </w:r>
+      <w:r>
+        <w:t>orrupción - Cohecho</w:t>
       </w:r>
     </w:p>
     <w:p>
@@ -5311,7 +5594,10 @@
         </w:numPr>
       </w:pPr>
       <w:r>
-        <w:t>Delitos por hechos de corrupción - No identificado</w:t>
+        <w:t>Delitos por hechos de corrupción - No identi</w:t>
+      </w:r>
+      <w:r>
+        <w:t>ficado</w:t>
       </w:r>
     </w:p>
     <w:p>
@@ -5377,7 +5663,10 @@
         </w:numPr>
       </w:pPr>
       <w:r>
-        <w:t>Tráfico de influencia</w:t>
+        <w:t>Tráfico</w:t>
+      </w:r>
+      <w:r>
+        <w:t xml:space="preserve"> de influencia</w:t>
       </w:r>
     </w:p>
     <w:p>
@@ -5498,7 +5787,10 @@
         </w:numPr>
       </w:pPr>
       <w:r>
-        <w:t>Robo - Robo a institución bancaria</w:t>
+        <w:t xml:space="preserve">Robo - Robo a </w:t>
+      </w:r>
+      <w:r>
+        <w:t>institución bancaria</w:t>
       </w:r>
     </w:p>
     <w:p>
@@ -5576,7 +5868,10 @@
         </w:numPr>
       </w:pPr>
       <w:r>
-        <w:t>Robo - Robo de energía eléctrica</w:t>
+        <w:t>Robo - Robo de energía</w:t>
+      </w:r>
+      <w:r>
+        <w:t xml:space="preserve"> eléctrica</w:t>
       </w:r>
     </w:p>
     <w:p>
@@ -5675,7 +5970,10 @@
         </w:numPr>
       </w:pPr>
       <w:r>
-        <w:t>Robo a instituciones bancarias</w:t>
+        <w:t>R</w:t>
+      </w:r>
+      <w:r>
+        <w:t>obo a instituciones bancarias</w:t>
       </w:r>
     </w:p>
     <w:p>
@@ -5873,7 +6171,10 @@
         </w:numPr>
       </w:pPr>
       <w:r>
-        <w:t>Robo en transporte público individual</w:t>
+        <w:t xml:space="preserve">Robo en </w:t>
+      </w:r>
+      <w:r>
+        <w:t>transporte público individual</w:t>
       </w:r>
     </w:p>
     <w:p>
@@ -5928,7 +6229,10 @@
         </w:numPr>
       </w:pPr>
       <w:r>
-        <w:t>Posesión y posesión simple de narcóticos</w:t>
+        <w:t>Posesión y</w:t>
+      </w:r>
+      <w:r>
+        <w:t xml:space="preserve"> posesión simple de narcóticos</w:t>
       </w:r>
     </w:p>
     <w:p>
@@ -5961,7 +6265,10 @@
         </w:numPr>
       </w:pPr>
       <w:r>
-        <w:t>Narcomenudeo en modalidad de posesión simple</w:t>
+        <w:t>Narcomenudeo en modali</w:t>
+      </w:r>
+      <w:r>
+        <w:t>dad de posesión simple</w:t>
       </w:r>
     </w:p>
     <w:p>
@@ -6116,7 +6423,7 @@
 </file>
 
 <file path=word/numbering.xml><?xml version="1.0" encoding="utf-8"?>
-<w:numbering xmlns:wpc="http://schemas.microsoft.com/office/word/2010/wordprocessingCanvas" xmlns:cx="http://schemas.microsoft.com/office/drawing/2014/chartex" xmlns:cx1="http://schemas.microsoft.com/office/drawing/2015/9/8/chartex" xmlns:cx2="http://schemas.microsoft.com/office/drawing/2015/10/21/chartex" xmlns:cx3="http://schemas.microsoft.com/office/drawing/2016/5/9/chartex" xmlns:cx4="http://schemas.microsoft.com/office/drawing/2016/5/10/chartex" xmlns:cx5="http://schemas.microsoft.com/office/drawing/2016/5/11/chartex" xmlns:cx6="http://schemas.microsoft.com/office/drawing/2016/5/12/chartex" xmlns:cx7="http://schemas.microsoft.com/office/drawing/2016/5/13/chartex" xmlns:cx8="http://schemas.microsoft.com/office/drawing/2016/5/14/chartex" xmlns:mc="http://schemas.openxmlformats.org/markup-compatibility/2006" xmlns:aink="http://schemas.microsoft.com/office/drawing/2016/ink" xmlns:am3d="http://schemas.microsoft.com/office/drawing/2017/model3d" xmlns:o="urn:schemas-microsoft-com:office:office" xmlns:oel="http://schemas.microsoft.com/office/2019/extlst" xmlns:r="http://schemas.openxmlformats.org/officeDocument/2006/relationships" xmlns:m="http://schemas.openxmlformats.org/officeDocument/2006/math" xmlns:v="urn:schemas-microsoft-com:vml" xmlns:wp14="http://schemas.microsoft.com/office/word/2010/wordprocessingDrawing" xmlns:wp="http://schemas.openxmlformats.org/drawingml/2006/wordprocessingDrawing" xmlns:w10="urn:schemas-microsoft-com:office:word" xmlns:w="http://schemas.openxmlformats.org/wordprocessingml/2006/main" xmlns:w14="http://schemas.microsoft.com/office/word/2010/wordml" xmlns:w15="http://schemas.microsoft.com/office/word/2012/wordml" xmlns:w16cex="http://schemas.microsoft.com/office/word/2018/wordml/cex" xmlns:w16cid="http://schemas.microsoft.com/office/word/2016/wordml/cid" xmlns:w16="http://schemas.microsoft.com/office/word/2018/wordml" xmlns:w16du="http://schemas.microsoft.com/office/word/2023/wordml/word16du" xmlns:w16sdtdh="http://schemas.microsoft.com/office/word/2020/wordml/sdtdatahash" xmlns:w16sdtfl="http://schemas.microsoft.com/office/word/2024/wordml/sdtformatlock" xmlns:w16se="http://schemas.microsoft.com/office/word/2015/wordml/symex" xmlns:wpg="http://schemas.microsoft.com/office/word/2010/wordprocessingGroup" xmlns:wpi="http://schemas.microsoft.com/office/word/2010/wordprocessingInk" xmlns:wne="http://schemas.microsoft.com/office/word/2006/wordml" xmlns:wps="http://schemas.microsoft.com/office/word/2010/wordprocessingShape" mc:Ignorable="w14 w15 w16se w16cid w16 w16cex w16sdtdh w16sdtfl w16du wp14">
+<w:numbering xmlns:wpc="http://schemas.microsoft.com/office/word/2010/wordprocessingCanvas" xmlns:cx="http://schemas.microsoft.com/office/drawing/2014/chartex" xmlns:cx1="http://schemas.microsoft.com/office/drawing/2015/9/8/chartex" xmlns:cx2="http://schemas.microsoft.com/office/drawing/2015/10/21/chartex" xmlns:cx3="http://schemas.microsoft.com/office/drawing/2016/5/9/chartex" xmlns:cx4="http://schemas.microsoft.com/office/drawing/2016/5/10/chartex" xmlns:cx5="http://schemas.microsoft.com/office/drawing/2016/5/11/chartex" xmlns:cx6="http://schemas.microsoft.com/office/drawing/2016/5/12/chartex" xmlns:cx7="http://schemas.microsoft.com/office/drawing/2016/5/13/chartex" xmlns:cx8="http://schemas.microsoft.com/office/drawing/2016/5/14/chartex" xmlns:mc="http://schemas.openxmlformats.org/markup-compatibility/2006" xmlns:aink="http://schemas.microsoft.com/office/drawing/2016/ink" xmlns:am3d="http://schemas.microsoft.com/office/drawing/2017/model3d" xmlns:o="urn:schemas-microsoft-com:office:office" xmlns:r="http://schemas.openxmlformats.org/officeDocument/2006/relationships" xmlns:m="http://schemas.openxmlformats.org/officeDocument/2006/math" xmlns:v="urn:schemas-microsoft-com:vml" xmlns:wp14="http://schemas.microsoft.com/office/word/2010/wordprocessingDrawing" xmlns:wp="http://schemas.openxmlformats.org/drawingml/2006/wordprocessingDrawing" xmlns:w10="urn:schemas-microsoft-com:office:word" xmlns:w="http://schemas.openxmlformats.org/wordprocessingml/2006/main" xmlns:w14="http://schemas.microsoft.com/office/word/2010/wordml" xmlns:w15="http://schemas.microsoft.com/office/word/2012/wordml" xmlns:w16cex="http://schemas.microsoft.com/office/word/2018/wordml/cex" xmlns:w16cid="http://schemas.microsoft.com/office/word/2016/wordml/cid" xmlns:w16="http://schemas.microsoft.com/office/word/2018/wordml" xmlns:w16sdtdh="http://schemas.microsoft.com/office/word/2020/wordml/sdtdatahash" xmlns:w16se="http://schemas.microsoft.com/office/word/2015/wordml/symex" xmlns:wpg="http://schemas.microsoft.com/office/word/2010/wordprocessingGroup" xmlns:wpi="http://schemas.microsoft.com/office/word/2010/wordprocessingInk" xmlns:wne="http://schemas.microsoft.com/office/word/2006/wordml" xmlns:wps="http://schemas.microsoft.com/office/word/2010/wordprocessingShape" mc:Ignorable="w14 w15 w16se w16cid w16 w16cex w16sdtdh wp14">
   <w:abstractNum w:abstractNumId="0" w15:restartNumberingAfterBreak="0">
     <w:nsid w:val="414378E0"/>
     <w:multiLevelType w:val="multilevel"/>
@@ -6343,17 +6650,17 @@
       </w:rPr>
     </w:lvl>
   </w:abstractNum>
-  <w:num w:numId="1" w16cid:durableId="1272935097">
+  <w:num w:numId="1">
     <w:abstractNumId w:val="1"/>
   </w:num>
-  <w:num w:numId="2" w16cid:durableId="1991516503">
+  <w:num w:numId="2">
     <w:abstractNumId w:val="0"/>
   </w:num>
 </w:numbering>
 </file>
 
 <file path=word/styles.xml><?xml version="1.0" encoding="utf-8"?>
-<w:styles xmlns:mc="http://schemas.openxmlformats.org/markup-compatibility/2006" xmlns:r="http://schemas.openxmlformats.org/officeDocument/2006/relationships" xmlns:w="http://schemas.openxmlformats.org/wordprocessingml/2006/main" xmlns:w14="http://schemas.microsoft.com/office/word/2010/wordml" xmlns:w15="http://schemas.microsoft.com/office/word/2012/wordml" xmlns:w16cex="http://schemas.microsoft.com/office/word/2018/wordml/cex" xmlns:w16cid="http://schemas.microsoft.com/office/word/2016/wordml/cid" xmlns:w16="http://schemas.microsoft.com/office/word/2018/wordml" xmlns:w16du="http://schemas.microsoft.com/office/word/2023/wordml/word16du" xmlns:w16sdtdh="http://schemas.microsoft.com/office/word/2020/wordml/sdtdatahash" xmlns:w16sdtfl="http://schemas.microsoft.com/office/word/2024/wordml/sdtformatlock" xmlns:w16se="http://schemas.microsoft.com/office/word/2015/wordml/symex" mc:Ignorable="w14 w15 w16se w16cid w16 w16cex w16sdtdh w16sdtfl w16du">
+<w:styles xmlns:mc="http://schemas.openxmlformats.org/markup-compatibility/2006" xmlns:r="http://schemas.openxmlformats.org/officeDocument/2006/relationships" xmlns:w="http://schemas.openxmlformats.org/wordprocessingml/2006/main" xmlns:w14="http://schemas.microsoft.com/office/word/2010/wordml" xmlns:w15="http://schemas.microsoft.com/office/word/2012/wordml" xmlns:w16cex="http://schemas.microsoft.com/office/word/2018/wordml/cex" xmlns:w16cid="http://schemas.microsoft.com/office/word/2016/wordml/cid" xmlns:w16="http://schemas.microsoft.com/office/word/2018/wordml" xmlns:w16sdtdh="http://schemas.microsoft.com/office/word/2020/wordml/sdtdatahash" xmlns:w16se="http://schemas.microsoft.com/office/word/2015/wordml/symex" mc:Ignorable="w14 w15 w16se w16cid w16 w16cex w16sdtdh">
   <w:docDefaults>
     <w:rPrDefault>
       <w:rPr>
